--- a/Apuntes/Modulo2/Apuntes Node.docx
+++ b/Apuntes/Modulo2/Apuntes Node.docx
@@ -46,7 +46,6 @@
                 <w:bCs/>
               </w:rPr>
             </w:pPr>
-            <w:proofErr w:type="gramStart"/>
             <w:r>
               <w:rPr>
                 <w:b/>
@@ -54,7 +53,6 @@
               </w:rPr>
               <w:t>Qué ocurre?</w:t>
             </w:r>
-            <w:proofErr w:type="gramEnd"/>
           </w:p>
         </w:tc>
       </w:tr>
@@ -73,24 +71,8 @@
               <w:rPr>
                 <w:lang w:val="en-US"/>
               </w:rPr>
-              <w:t>import http from '</w:t>
-            </w:r>
-            <w:proofErr w:type="spellStart"/>
-            <w:proofErr w:type="gramStart"/>
-            <w:r>
-              <w:rPr>
-                <w:lang w:val="en-US"/>
-              </w:rPr>
-              <w:t>node:http</w:t>
-            </w:r>
-            <w:proofErr w:type="spellEnd"/>
-            <w:r>
-              <w:rPr>
-                <w:lang w:val="en-US"/>
-              </w:rPr>
-              <w:t>' ;</w:t>
-            </w:r>
-            <w:proofErr w:type="gramEnd"/>
+              <w:t>import http from 'node:http' ;</w:t>
+            </w:r>
           </w:p>
         </w:tc>
         <w:tc>
@@ -103,19 +85,11 @@
                 <w:lang w:val="en-US"/>
               </w:rPr>
             </w:pPr>
-            <w:proofErr w:type="spellStart"/>
             <w:r>
               <w:rPr>
                 <w:lang w:val="en-US"/>
               </w:rPr>
-              <w:t>Importa</w:t>
-            </w:r>
-            <w:proofErr w:type="spellEnd"/>
-            <w:r>
-              <w:rPr>
-                <w:lang w:val="en-US"/>
-              </w:rPr>
-              <w:t xml:space="preserve"> http</w:t>
+              <w:t>Importa http</w:t>
             </w:r>
           </w:p>
         </w:tc>
@@ -135,23 +109,7 @@
               <w:rPr>
                 <w:lang w:val="en-US"/>
               </w:rPr>
-              <w:t xml:space="preserve">const server = </w:t>
-            </w:r>
-            <w:proofErr w:type="spellStart"/>
-            <w:proofErr w:type="gramStart"/>
-            <w:r>
-              <w:rPr>
-                <w:lang w:val="en-US"/>
-              </w:rPr>
-              <w:t>http.createServer</w:t>
-            </w:r>
-            <w:proofErr w:type="spellEnd"/>
-            <w:proofErr w:type="gramEnd"/>
-            <w:r>
-              <w:rPr>
-                <w:lang w:val="en-US"/>
-              </w:rPr>
-              <w:t xml:space="preserve"> (</w:t>
+              <w:t>const server = http.createServer (</w:t>
             </w:r>
             <w:r>
               <w:rPr>
@@ -186,23 +144,7 @@
               <w:rPr>
                 <w:lang w:val="en-US"/>
               </w:rPr>
-              <w:t xml:space="preserve">const server = </w:t>
-            </w:r>
-            <w:proofErr w:type="spellStart"/>
-            <w:proofErr w:type="gramStart"/>
-            <w:r>
-              <w:rPr>
-                <w:lang w:val="en-US"/>
-              </w:rPr>
-              <w:t>http.createServer</w:t>
-            </w:r>
-            <w:proofErr w:type="spellEnd"/>
-            <w:proofErr w:type="gramEnd"/>
-            <w:r>
-              <w:rPr>
-                <w:lang w:val="en-US"/>
-              </w:rPr>
-              <w:t xml:space="preserve"> ((req, res) =&gt; {</w:t>
+              <w:t>const server = http.createServer ((req, res) =&gt; {</w:t>
             </w:r>
           </w:p>
         </w:tc>
@@ -213,21 +155,11 @@
             <w:tcW w:w="3544" w:type="dxa"/>
           </w:tcPr>
           <w:p>
-            <w:proofErr w:type="spellStart"/>
-            <w:proofErr w:type="gramStart"/>
             <w:r>
               <w:rPr>
                 <w:lang w:val="en-US"/>
               </w:rPr>
-              <w:t>res.setHeader</w:t>
-            </w:r>
-            <w:proofErr w:type="spellEnd"/>
-            <w:proofErr w:type="gramEnd"/>
-            <w:r>
-              <w:rPr>
-                <w:lang w:val="en-US"/>
-              </w:rPr>
-              <w:t xml:space="preserve"> ()</w:t>
+              <w:t>res.setHeader ()</w:t>
             </w:r>
           </w:p>
         </w:tc>
@@ -254,55 +186,17 @@
                 <w:lang w:val="en-US"/>
               </w:rPr>
             </w:pPr>
-            <w:proofErr w:type="spellStart"/>
-            <w:proofErr w:type="gramStart"/>
             <w:r>
               <w:rPr>
                 <w:lang w:val="en-US"/>
               </w:rPr>
-              <w:t>res.setHeader</w:t>
-            </w:r>
-            <w:proofErr w:type="spellEnd"/>
-            <w:proofErr w:type="gramEnd"/>
+              <w:t>res.setHeader (</w:t>
+            </w:r>
             <w:r>
               <w:rPr>
                 <w:lang w:val="en-US"/>
               </w:rPr>
-              <w:t xml:space="preserve"> (</w:t>
-            </w:r>
-            <w:r>
-              <w:rPr>
-                <w:lang w:val="en-US"/>
-              </w:rPr>
-              <w:t>'Content-Type</w:t>
-            </w:r>
-            <w:proofErr w:type="gramStart"/>
-            <w:r>
-              <w:rPr>
-                <w:lang w:val="en-US"/>
-              </w:rPr>
-              <w:t>' ,</w:t>
-            </w:r>
-            <w:proofErr w:type="gramEnd"/>
-            <w:r>
-              <w:rPr>
-                <w:lang w:val="en-US"/>
-              </w:rPr>
-              <w:t xml:space="preserve"> 'application/</w:t>
-            </w:r>
-            <w:proofErr w:type="spellStart"/>
-            <w:r>
-              <w:rPr>
-                <w:lang w:val="en-US"/>
-              </w:rPr>
-              <w:t>json</w:t>
-            </w:r>
-            <w:proofErr w:type="spellEnd"/>
-            <w:r>
-              <w:rPr>
-                <w:lang w:val="en-US"/>
-              </w:rPr>
-              <w:t>; charset=utf-8'</w:t>
+              <w:t>'Content-Type' , 'application/json; charset=utf-8'</w:t>
             </w:r>
             <w:r>
               <w:rPr>
@@ -324,21 +218,11 @@
                 <w:lang w:val="en-US"/>
               </w:rPr>
             </w:pPr>
-            <w:proofErr w:type="spellStart"/>
-            <w:r>
-              <w:t>const</w:t>
-            </w:r>
-            <w:proofErr w:type="spellEnd"/>
-            <w:r>
-              <w:t xml:space="preserve"> datos</w:t>
-            </w:r>
-            <w:proofErr w:type="gramStart"/>
-            <w:r>
-              <w:t>={</w:t>
-            </w:r>
-            <w:proofErr w:type="gramEnd"/>
-            <w:r>
-              <w:t>}</w:t>
+            <w:r>
+              <w:t>const datos</w:t>
+            </w:r>
+            <w:r>
+              <w:t>={}</w:t>
             </w:r>
           </w:p>
         </w:tc>
@@ -358,21 +242,8 @@
             </w:r>
           </w:p>
           <w:p>
-            <w:proofErr w:type="spellStart"/>
-            <w:r>
-              <w:t>const</w:t>
-            </w:r>
-            <w:proofErr w:type="spellEnd"/>
-            <w:r>
-              <w:t xml:space="preserve"> datos = </w:t>
-            </w:r>
-            <w:proofErr w:type="gramStart"/>
-            <w:r>
-              <w:t>{ mensaje</w:t>
-            </w:r>
-            <w:proofErr w:type="gramEnd"/>
-            <w:r>
-              <w:t xml:space="preserve"> : '</w:t>
+            <w:r>
+              <w:t>const datos = { mensaje : '</w:t>
             </w:r>
             <w:r>
               <w:rPr>
@@ -381,23 +252,7 @@
               <w:t>👋</w:t>
             </w:r>
             <w:r>
-              <w:t xml:space="preserve"> Hola desde Node.js</w:t>
-            </w:r>
-            <w:proofErr w:type="gramStart"/>
-            <w:r>
-              <w:t>' ,</w:t>
-            </w:r>
-            <w:proofErr w:type="gramEnd"/>
-            <w:r>
-              <w:t xml:space="preserve"> </w:t>
-            </w:r>
-            <w:proofErr w:type="gramStart"/>
-            <w:r>
-              <w:t>ok :</w:t>
-            </w:r>
-            <w:proofErr w:type="gramEnd"/>
-            <w:r>
-              <w:t xml:space="preserve"> true };</w:t>
+              <w:t xml:space="preserve"> Hola desde Node.js' , ok : true };</w:t>
             </w:r>
           </w:p>
         </w:tc>
@@ -408,18 +263,8 @@
             <w:tcW w:w="3544" w:type="dxa"/>
           </w:tcPr>
           <w:p>
-            <w:proofErr w:type="spellStart"/>
-            <w:proofErr w:type="gramStart"/>
-            <w:r>
-              <w:t>res.end</w:t>
-            </w:r>
-            <w:proofErr w:type="spellEnd"/>
-            <w:r>
-              <w:t>(</w:t>
-            </w:r>
-            <w:proofErr w:type="gramEnd"/>
-            <w:r>
-              <w:t>)</w:t>
+            <w:r>
+              <w:t>res.end()</w:t>
             </w:r>
           </w:p>
         </w:tc>
@@ -436,26 +281,8 @@
             </w:r>
           </w:p>
           <w:p>
-            <w:proofErr w:type="spellStart"/>
-            <w:r>
-              <w:t>res.end</w:t>
-            </w:r>
-            <w:proofErr w:type="spellEnd"/>
-            <w:r>
-              <w:t xml:space="preserve"> </w:t>
-            </w:r>
-            <w:proofErr w:type="gramStart"/>
-            <w:r>
-              <w:t>( JSON .</w:t>
-            </w:r>
-            <w:proofErr w:type="spellStart"/>
-            <w:r>
-              <w:t>stringify</w:t>
-            </w:r>
-            <w:proofErr w:type="spellEnd"/>
-            <w:proofErr w:type="gramEnd"/>
-            <w:r>
-              <w:t xml:space="preserve"> (datos));});</w:t>
+            <w:r>
+              <w:t>res.end ( JSON .stringify (datos));});</w:t>
             </w:r>
           </w:p>
         </w:tc>
@@ -466,21 +293,8 @@
             <w:tcW w:w="3544" w:type="dxa"/>
           </w:tcPr>
           <w:p>
-            <w:proofErr w:type="spellStart"/>
-            <w:r>
-              <w:t>JSON.stringify</w:t>
-            </w:r>
-            <w:proofErr w:type="spellEnd"/>
-            <w:r>
-              <w:t>(</w:t>
-            </w:r>
-            <w:proofErr w:type="spellStart"/>
-            <w:r>
-              <w:t>obj</w:t>
-            </w:r>
-            <w:proofErr w:type="spellEnd"/>
-            <w:r>
-              <w:t>)</w:t>
+            <w:r>
+              <w:t>JSON.stringify(obj)</w:t>
             </w:r>
           </w:p>
         </w:tc>
@@ -501,23 +315,8 @@
             <w:tcW w:w="3544" w:type="dxa"/>
           </w:tcPr>
           <w:p>
-            <w:proofErr w:type="spellStart"/>
-            <w:proofErr w:type="gramStart"/>
-            <w:r>
-              <w:t>server.listen</w:t>
-            </w:r>
-            <w:proofErr w:type="spellEnd"/>
-            <w:proofErr w:type="gramEnd"/>
-            <w:r>
-              <w:t xml:space="preserve"> </w:t>
-            </w:r>
-            <w:proofErr w:type="gramStart"/>
-            <w:r>
-              <w:t>( 3000</w:t>
-            </w:r>
-            <w:proofErr w:type="gramEnd"/>
-            <w:r>
-              <w:t xml:space="preserve"> );</w:t>
+            <w:r>
+              <w:t>server.listen ( 3000 );</w:t>
             </w:r>
           </w:p>
         </w:tc>
@@ -557,13 +356,8 @@
             <w:tcW w:w="3544" w:type="dxa"/>
           </w:tcPr>
           <w:p>
-            <w:proofErr w:type="spellStart"/>
-            <w:r>
-              <w:t>JSON.parse</w:t>
-            </w:r>
-            <w:proofErr w:type="spellEnd"/>
-            <w:r>
-              <w:t>(texto)</w:t>
+            <w:r>
+              <w:t>JSON.parse(texto)</w:t>
             </w:r>
           </w:p>
         </w:tc>
@@ -572,13 +366,8 @@
             <w:tcW w:w="7088" w:type="dxa"/>
           </w:tcPr>
           <w:p>
-            <w:proofErr w:type="spellStart"/>
-            <w:r>
-              <w:t>JSON.parse</w:t>
-            </w:r>
-            <w:proofErr w:type="spellEnd"/>
-            <w:r>
-              <w:t>(texto)</w:t>
+            <w:r>
+              <w:t>JSON.parse(texto)</w:t>
             </w:r>
           </w:p>
         </w:tc>
@@ -605,7 +394,7 @@
                     <pic:cNvPicPr/>
                   </pic:nvPicPr>
                   <pic:blipFill>
-                    <a:blip r:embed="rId4"/>
+                    <a:blip r:embed="rId5"/>
                     <a:stretch>
                       <a:fillRect/>
                     </a:stretch>
@@ -626,6 +415,243 @@
         </w:drawing>
       </w:r>
     </w:p>
+    <w:p/>
+    <w:p>
+      <w:pPr>
+        <w:rPr>
+          <w:lang w:val="en-US"/>
+        </w:rPr>
+      </w:pPr>
+      <w:r>
+        <w:rPr>
+          <w:lang w:val="en-US"/>
+        </w:rPr>
+        <w:t>import http from "http";</w:t>
+      </w:r>
+    </w:p>
+    <w:p>
+      <w:pPr>
+        <w:rPr>
+          <w:lang w:val="en-US"/>
+        </w:rPr>
+      </w:pPr>
+      <w:r>
+        <w:rPr>
+          <w:lang w:val="en-US"/>
+        </w:rPr>
+        <w:t> </w:t>
+      </w:r>
+    </w:p>
+    <w:p>
+      <w:pPr>
+        <w:rPr>
+          <w:lang w:val="en-US"/>
+        </w:rPr>
+      </w:pPr>
+      <w:r>
+        <w:rPr>
+          <w:lang w:val="en-US"/>
+        </w:rPr>
+        <w:t>const server = http.createServer((req, res) =&gt; {</w:t>
+      </w:r>
+      <w:r>
+        <w:rPr>
+          <w:lang w:val="en-US"/>
+        </w:rPr>
+        <w:br/>
+        <w:t>  if (req.method === "POST") {</w:t>
+      </w:r>
+      <w:r>
+        <w:rPr>
+          <w:lang w:val="en-US"/>
+        </w:rPr>
+        <w:br/>
+        <w:t>    let cuerpo = "";</w:t>
+      </w:r>
+    </w:p>
+    <w:p>
+      <w:pPr>
+        <w:rPr>
+          <w:lang w:val="en-US"/>
+        </w:rPr>
+      </w:pPr>
+      <w:r>
+        <w:rPr>
+          <w:lang w:val="en-US"/>
+        </w:rPr>
+        <w:t> </w:t>
+      </w:r>
+    </w:p>
+    <w:p>
+      <w:r>
+        <w:rPr>
+          <w:lang w:val="en-US"/>
+        </w:rPr>
+        <w:t xml:space="preserve">    </w:t>
+      </w:r>
+      <w:r>
+        <w:t xml:space="preserve">// </w:t>
+      </w:r>
+      <w:r>
+        <w:rPr>
+          <w:rFonts w:ascii="Segoe UI Emoji" w:hAnsi="Segoe UI Emoji" w:cs="Segoe UI Emoji"/>
+        </w:rPr>
+        <w:t>📦</w:t>
+      </w:r>
+      <w:r>
+        <w:t xml:space="preserve"> Los datos llegan en fragmentos</w:t>
+      </w:r>
+      <w:r>
+        <w:br/>
+        <w:t>    req.on("data", (chunk) =&gt; {</w:t>
+      </w:r>
+      <w:r>
+        <w:br/>
+        <w:t>      cuerpo += chunk.toString(); // convierte el buffer a texto</w:t>
+      </w:r>
+      <w:r>
+        <w:br/>
+        <w:t>    });</w:t>
+      </w:r>
+    </w:p>
+    <w:p>
+      <w:r>
+        <w:t> </w:t>
+      </w:r>
+    </w:p>
+    <w:p>
+      <w:r>
+        <w:t xml:space="preserve">    // </w:t>
+      </w:r>
+      <w:r>
+        <w:rPr>
+          <w:rFonts w:ascii="Segoe UI Emoji" w:hAnsi="Segoe UI Emoji" w:cs="Segoe UI Emoji"/>
+        </w:rPr>
+        <w:t>📥</w:t>
+      </w:r>
+      <w:r>
+        <w:t xml:space="preserve"> Cuando termina de llegar todo:</w:t>
+      </w:r>
+      <w:r>
+        <w:br/>
+        <w:t>    req.on("end", () =&gt; {</w:t>
+      </w:r>
+      <w:r>
+        <w:br/>
+        <w:t xml:space="preserve">      // </w:t>
+      </w:r>
+      <w:r>
+        <w:rPr>
+          <w:rFonts w:ascii="Segoe UI Emoji" w:hAnsi="Segoe UI Emoji" w:cs="Segoe UI Emoji"/>
+        </w:rPr>
+        <w:t>🔍</w:t>
+      </w:r>
+      <w:r>
+        <w:t xml:space="preserve"> Aquí usamos JSON.parse()</w:t>
+      </w:r>
+      <w:r>
+        <w:br/>
+        <w:t>      const datos = JSON.parse(cuerpo);</w:t>
+      </w:r>
+      <w:r>
+        <w:br/>
+        <w:t>      console.log(datos.nombre); // → "Inma"</w:t>
+      </w:r>
+      <w:r>
+        <w:br/>
+        <w:t>      console.log(datos.curso);  // → "Node.js"</w:t>
+      </w:r>
+    </w:p>
+    <w:p>
+      <w:r>
+        <w:t> </w:t>
+      </w:r>
+    </w:p>
+    <w:p>
+      <w:r>
+        <w:t>      res.end("Datos recibidos correctamente");</w:t>
+      </w:r>
+      <w:r>
+        <w:br/>
+        <w:t>    });</w:t>
+      </w:r>
+      <w:r>
+        <w:br/>
+        <w:t>  }</w:t>
+      </w:r>
+      <w:r>
+        <w:br/>
+        <w:t>});</w:t>
+      </w:r>
+    </w:p>
+    <w:p>
+      <w:r>
+        <w:t> </w:t>
+      </w:r>
+    </w:p>
+    <w:p>
+      <w:r>
+        <w:t>server.listen(3000, () =&gt; console.log("Servidor en puerto 3000"));</w:t>
+      </w:r>
+    </w:p>
+    <w:p>
+      <w:pPr>
+        <w:pBdr>
+          <w:bottom w:val="single" w:sz="6" w:space="1" w:color="auto"/>
+        </w:pBdr>
+      </w:pPr>
+    </w:p>
+    <w:p/>
+    <w:p>
+      <w:pPr>
+        <w:pStyle w:val="Prrafodelista"/>
+        <w:numPr>
+          <w:ilvl w:val="0"/>
+          <w:numId w:val="2"/>
+        </w:numPr>
+      </w:pPr>
+      <w:r>
+        <w:t>ASYNC</w:t>
+      </w:r>
+    </w:p>
+    <w:p>
+      <w:pPr>
+        <w:pStyle w:val="Prrafodelista"/>
+        <w:numPr>
+          <w:ilvl w:val="0"/>
+          <w:numId w:val="2"/>
+        </w:numPr>
+      </w:pPr>
+      <w:r>
+        <w:t>AWAIT</w:t>
+      </w:r>
+    </w:p>
+    <w:p>
+      <w:pPr>
+        <w:pStyle w:val="Prrafodelista"/>
+        <w:numPr>
+          <w:ilvl w:val="0"/>
+          <w:numId w:val="1"/>
+        </w:numPr>
+      </w:pPr>
+      <w:r>
+        <w:t>AWAIT + ASYNC</w:t>
+      </w:r>
+    </w:p>
+    <w:p>
+      <w:pPr>
+        <w:pStyle w:val="Prrafodelista"/>
+        <w:numPr>
+          <w:ilvl w:val="0"/>
+          <w:numId w:val="1"/>
+        </w:numPr>
+      </w:pPr>
+      <w:r>
+        <w:t>AWAIT SIN ASYNC</w:t>
+      </w:r>
+    </w:p>
+    <w:p/>
+    <w:p/>
     <w:sectPr>
       <w:pgSz w:w="11906" w:h="16838"/>
       <w:pgMar w:top="1417" w:right="1701" w:bottom="1417" w:left="1701" w:header="708" w:footer="708" w:gutter="0"/>
@@ -634,6 +660,243 @@
     </w:sectPr>
   </w:body>
 </w:document>
+</file>
+
+<file path=word/numbering.xml><?xml version="1.0" encoding="utf-8"?>
+<w:numbering xmlns:wpc="http://schemas.microsoft.com/office/word/2010/wordprocessingCanvas" xmlns:cx="http://schemas.microsoft.com/office/drawing/2014/chartex" xmlns:cx1="http://schemas.microsoft.com/office/drawing/2015/9/8/chartex" xmlns:cx2="http://schemas.microsoft.com/office/drawing/2015/10/21/chartex" xmlns:cx3="http://schemas.microsoft.com/office/drawing/2016/5/9/chartex" xmlns:cx4="http://schemas.microsoft.com/office/drawing/2016/5/10/chartex" xmlns:cx5="http://schemas.microsoft.com/office/drawing/2016/5/11/chartex" xmlns:cx6="http://schemas.microsoft.com/office/drawing/2016/5/12/chartex" xmlns:cx7="http://schemas.microsoft.com/office/drawing/2016/5/13/chartex" xmlns:cx8="http://schemas.microsoft.com/office/drawing/2016/5/14/chartex" xmlns:mc="http://schemas.openxmlformats.org/markup-compatibility/2006" xmlns:aink="http://schemas.microsoft.com/office/drawing/2016/ink" xmlns:am3d="http://schemas.microsoft.com/office/drawing/2017/model3d" xmlns:o="urn:schemas-microsoft-com:office:office" xmlns:oel="http://schemas.microsoft.com/office/2019/extlst" xmlns:r="http://schemas.openxmlformats.org/officeDocument/2006/relationships" xmlns:m="http://schemas.openxmlformats.org/officeDocument/2006/math" xmlns:v="urn:schemas-microsoft-com:vml" xmlns:wp14="http://schemas.microsoft.com/office/word/2010/wordprocessingDrawing" xmlns:wp="http://schemas.openxmlformats.org/drawingml/2006/wordprocessingDrawing" xmlns:w10="urn:schemas-microsoft-com:office:word" xmlns:w="http://schemas.openxmlformats.org/wordprocessingml/2006/main" xmlns:w14="http://schemas.microsoft.com/office/word/2010/wordml" xmlns:w15="http://schemas.microsoft.com/office/word/2012/wordml" xmlns:w16cex="http://schemas.microsoft.com/office/word/2018/wordml/cex" xmlns:w16cid="http://schemas.microsoft.com/office/word/2016/wordml/cid" xmlns:w16="http://schemas.microsoft.com/office/word/2018/wordml" xmlns:w16du="http://schemas.microsoft.com/office/word/2023/wordml/word16du" xmlns:w16sdtdh="http://schemas.microsoft.com/office/word/2020/wordml/sdtdatahash" xmlns:w16sdtfl="http://schemas.microsoft.com/office/word/2024/wordml/sdtformatlock" xmlns:w16se="http://schemas.microsoft.com/office/word/2015/wordml/symex" xmlns:wpg="http://schemas.microsoft.com/office/word/2010/wordprocessingGroup" xmlns:wpi="http://schemas.microsoft.com/office/word/2010/wordprocessingInk" xmlns:wne="http://schemas.microsoft.com/office/word/2006/wordml" xmlns:wps="http://schemas.microsoft.com/office/word/2010/wordprocessingShape" mc:Ignorable="w14 w15 w16se w16cid w16 w16cex w16sdtdh w16sdtfl w16du wp14">
+  <w:abstractNum w:abstractNumId="0" w15:restartNumberingAfterBreak="0">
+    <w:nsid w:val="0DE71907"/>
+    <w:multiLevelType w:val="hybridMultilevel"/>
+    <w:tmpl w:val="D29EA07C"/>
+    <w:lvl w:ilvl="0" w:tplc="0C0A0001">
+      <w:start w:val="1"/>
+      <w:numFmt w:val="bullet"/>
+      <w:lvlText w:val=""/>
+      <w:lvlJc w:val="left"/>
+      <w:pPr>
+        <w:ind w:left="720" w:hanging="360"/>
+      </w:pPr>
+      <w:rPr>
+        <w:rFonts w:ascii="Symbol" w:hAnsi="Symbol" w:hint="default"/>
+      </w:rPr>
+    </w:lvl>
+    <w:lvl w:ilvl="1" w:tplc="0C0A0003" w:tentative="1">
+      <w:start w:val="1"/>
+      <w:numFmt w:val="bullet"/>
+      <w:lvlText w:val="o"/>
+      <w:lvlJc w:val="left"/>
+      <w:pPr>
+        <w:ind w:left="1440" w:hanging="360"/>
+      </w:pPr>
+      <w:rPr>
+        <w:rFonts w:ascii="Courier New" w:hAnsi="Courier New" w:cs="Courier New" w:hint="default"/>
+      </w:rPr>
+    </w:lvl>
+    <w:lvl w:ilvl="2" w:tplc="0C0A0005" w:tentative="1">
+      <w:start w:val="1"/>
+      <w:numFmt w:val="bullet"/>
+      <w:lvlText w:val=""/>
+      <w:lvlJc w:val="left"/>
+      <w:pPr>
+        <w:ind w:left="2160" w:hanging="360"/>
+      </w:pPr>
+      <w:rPr>
+        <w:rFonts w:ascii="Wingdings" w:hAnsi="Wingdings" w:hint="default"/>
+      </w:rPr>
+    </w:lvl>
+    <w:lvl w:ilvl="3" w:tplc="0C0A0001" w:tentative="1">
+      <w:start w:val="1"/>
+      <w:numFmt w:val="bullet"/>
+      <w:lvlText w:val=""/>
+      <w:lvlJc w:val="left"/>
+      <w:pPr>
+        <w:ind w:left="2880" w:hanging="360"/>
+      </w:pPr>
+      <w:rPr>
+        <w:rFonts w:ascii="Symbol" w:hAnsi="Symbol" w:hint="default"/>
+      </w:rPr>
+    </w:lvl>
+    <w:lvl w:ilvl="4" w:tplc="0C0A0003" w:tentative="1">
+      <w:start w:val="1"/>
+      <w:numFmt w:val="bullet"/>
+      <w:lvlText w:val="o"/>
+      <w:lvlJc w:val="left"/>
+      <w:pPr>
+        <w:ind w:left="3600" w:hanging="360"/>
+      </w:pPr>
+      <w:rPr>
+        <w:rFonts w:ascii="Courier New" w:hAnsi="Courier New" w:cs="Courier New" w:hint="default"/>
+      </w:rPr>
+    </w:lvl>
+    <w:lvl w:ilvl="5" w:tplc="0C0A0005" w:tentative="1">
+      <w:start w:val="1"/>
+      <w:numFmt w:val="bullet"/>
+      <w:lvlText w:val=""/>
+      <w:lvlJc w:val="left"/>
+      <w:pPr>
+        <w:ind w:left="4320" w:hanging="360"/>
+      </w:pPr>
+      <w:rPr>
+        <w:rFonts w:ascii="Wingdings" w:hAnsi="Wingdings" w:hint="default"/>
+      </w:rPr>
+    </w:lvl>
+    <w:lvl w:ilvl="6" w:tplc="0C0A0001" w:tentative="1">
+      <w:start w:val="1"/>
+      <w:numFmt w:val="bullet"/>
+      <w:lvlText w:val=""/>
+      <w:lvlJc w:val="left"/>
+      <w:pPr>
+        <w:ind w:left="5040" w:hanging="360"/>
+      </w:pPr>
+      <w:rPr>
+        <w:rFonts w:ascii="Symbol" w:hAnsi="Symbol" w:hint="default"/>
+      </w:rPr>
+    </w:lvl>
+    <w:lvl w:ilvl="7" w:tplc="0C0A0003" w:tentative="1">
+      <w:start w:val="1"/>
+      <w:numFmt w:val="bullet"/>
+      <w:lvlText w:val="o"/>
+      <w:lvlJc w:val="left"/>
+      <w:pPr>
+        <w:ind w:left="5760" w:hanging="360"/>
+      </w:pPr>
+      <w:rPr>
+        <w:rFonts w:ascii="Courier New" w:hAnsi="Courier New" w:cs="Courier New" w:hint="default"/>
+      </w:rPr>
+    </w:lvl>
+    <w:lvl w:ilvl="8" w:tplc="0C0A0005" w:tentative="1">
+      <w:start w:val="1"/>
+      <w:numFmt w:val="bullet"/>
+      <w:lvlText w:val=""/>
+      <w:lvlJc w:val="left"/>
+      <w:pPr>
+        <w:ind w:left="6480" w:hanging="360"/>
+      </w:pPr>
+      <w:rPr>
+        <w:rFonts w:ascii="Wingdings" w:hAnsi="Wingdings" w:hint="default"/>
+      </w:rPr>
+    </w:lvl>
+  </w:abstractNum>
+  <w:abstractNum w:abstractNumId="1" w15:restartNumberingAfterBreak="0">
+    <w:nsid w:val="445A76A0"/>
+    <w:multiLevelType w:val="hybridMultilevel"/>
+    <w:tmpl w:val="5E541254"/>
+    <w:lvl w:ilvl="0" w:tplc="0C0A0001">
+      <w:start w:val="1"/>
+      <w:numFmt w:val="bullet"/>
+      <w:lvlText w:val=""/>
+      <w:lvlJc w:val="left"/>
+      <w:pPr>
+        <w:ind w:left="1080" w:hanging="360"/>
+      </w:pPr>
+      <w:rPr>
+        <w:rFonts w:ascii="Symbol" w:hAnsi="Symbol" w:hint="default"/>
+      </w:rPr>
+    </w:lvl>
+    <w:lvl w:ilvl="1" w:tplc="0C0A0003" w:tentative="1">
+      <w:start w:val="1"/>
+      <w:numFmt w:val="bullet"/>
+      <w:lvlText w:val="o"/>
+      <w:lvlJc w:val="left"/>
+      <w:pPr>
+        <w:ind w:left="1800" w:hanging="360"/>
+      </w:pPr>
+      <w:rPr>
+        <w:rFonts w:ascii="Courier New" w:hAnsi="Courier New" w:cs="Courier New" w:hint="default"/>
+      </w:rPr>
+    </w:lvl>
+    <w:lvl w:ilvl="2" w:tplc="0C0A0005" w:tentative="1">
+      <w:start w:val="1"/>
+      <w:numFmt w:val="bullet"/>
+      <w:lvlText w:val=""/>
+      <w:lvlJc w:val="left"/>
+      <w:pPr>
+        <w:ind w:left="2520" w:hanging="360"/>
+      </w:pPr>
+      <w:rPr>
+        <w:rFonts w:ascii="Wingdings" w:hAnsi="Wingdings" w:hint="default"/>
+      </w:rPr>
+    </w:lvl>
+    <w:lvl w:ilvl="3" w:tplc="0C0A0001" w:tentative="1">
+      <w:start w:val="1"/>
+      <w:numFmt w:val="bullet"/>
+      <w:lvlText w:val=""/>
+      <w:lvlJc w:val="left"/>
+      <w:pPr>
+        <w:ind w:left="3240" w:hanging="360"/>
+      </w:pPr>
+      <w:rPr>
+        <w:rFonts w:ascii="Symbol" w:hAnsi="Symbol" w:hint="default"/>
+      </w:rPr>
+    </w:lvl>
+    <w:lvl w:ilvl="4" w:tplc="0C0A0003" w:tentative="1">
+      <w:start w:val="1"/>
+      <w:numFmt w:val="bullet"/>
+      <w:lvlText w:val="o"/>
+      <w:lvlJc w:val="left"/>
+      <w:pPr>
+        <w:ind w:left="3960" w:hanging="360"/>
+      </w:pPr>
+      <w:rPr>
+        <w:rFonts w:ascii="Courier New" w:hAnsi="Courier New" w:cs="Courier New" w:hint="default"/>
+      </w:rPr>
+    </w:lvl>
+    <w:lvl w:ilvl="5" w:tplc="0C0A0005" w:tentative="1">
+      <w:start w:val="1"/>
+      <w:numFmt w:val="bullet"/>
+      <w:lvlText w:val=""/>
+      <w:lvlJc w:val="left"/>
+      <w:pPr>
+        <w:ind w:left="4680" w:hanging="360"/>
+      </w:pPr>
+      <w:rPr>
+        <w:rFonts w:ascii="Wingdings" w:hAnsi="Wingdings" w:hint="default"/>
+      </w:rPr>
+    </w:lvl>
+    <w:lvl w:ilvl="6" w:tplc="0C0A0001" w:tentative="1">
+      <w:start w:val="1"/>
+      <w:numFmt w:val="bullet"/>
+      <w:lvlText w:val=""/>
+      <w:lvlJc w:val="left"/>
+      <w:pPr>
+        <w:ind w:left="5400" w:hanging="360"/>
+      </w:pPr>
+      <w:rPr>
+        <w:rFonts w:ascii="Symbol" w:hAnsi="Symbol" w:hint="default"/>
+      </w:rPr>
+    </w:lvl>
+    <w:lvl w:ilvl="7" w:tplc="0C0A0003" w:tentative="1">
+      <w:start w:val="1"/>
+      <w:numFmt w:val="bullet"/>
+      <w:lvlText w:val="o"/>
+      <w:lvlJc w:val="left"/>
+      <w:pPr>
+        <w:ind w:left="6120" w:hanging="360"/>
+      </w:pPr>
+      <w:rPr>
+        <w:rFonts w:ascii="Courier New" w:hAnsi="Courier New" w:cs="Courier New" w:hint="default"/>
+      </w:rPr>
+    </w:lvl>
+    <w:lvl w:ilvl="8" w:tplc="0C0A0005" w:tentative="1">
+      <w:start w:val="1"/>
+      <w:numFmt w:val="bullet"/>
+      <w:lvlText w:val=""/>
+      <w:lvlJc w:val="left"/>
+      <w:pPr>
+        <w:ind w:left="6840" w:hanging="360"/>
+      </w:pPr>
+      <w:rPr>
+        <w:rFonts w:ascii="Wingdings" w:hAnsi="Wingdings" w:hint="default"/>
+      </w:rPr>
+    </w:lvl>
+  </w:abstractNum>
+  <w:num w:numId="1" w16cid:durableId="985743612">
+    <w:abstractNumId w:val="1"/>
+  </w:num>
+  <w:num w:numId="2" w16cid:durableId="291131934">
+    <w:abstractNumId w:val="0"/>
+  </w:num>
+</w:numbering>
 </file>
 
 <file path=word/styles.xml><?xml version="1.0" encoding="utf-8"?>
